--- a/Таблица_компонентов_эскалатора.docx
+++ b/Таблица_компонентов_эскалатора.docx
@@ -1238,7 +1238,6 @@
       </w:r>
     </w:p>
     <w:p>
-      <w:bookmarkStart w:id="0" w:name="_GoBack"/>
       <w:r>
         <w:rPr>
           <w:noProof/>
@@ -1290,7 +1289,6 @@
           </wp:inline>
         </w:drawing>
       </w:r>
-      <w:bookmarkEnd w:id="0"/>
     </w:p>
     <w:p>
       <w:pPr>
@@ -1705,6 +1703,8 @@
           <w:sz w:val="24"/>
         </w:rPr>
       </w:pPr>
+      <w:bookmarkStart w:id="0" w:name="_GoBack"/>
+      <w:bookmarkEnd w:id="0"/>
       <w:r>
         <w:rPr>
           <w:lang w:val="ru-RU"/>
@@ -1817,16 +1817,14 @@
           <w:numId w:val="12"/>
         </w:numPr>
         <w:rPr>
-          <w:i/>
           <w:sz w:val="24"/>
         </w:rPr>
       </w:pPr>
       <w:r>
         <w:rPr>
-          <w:i/>
           <w:lang w:val="ru-RU"/>
         </w:rPr>
-        <w:t>Предварительная сборка????</w:t>
+        <w:t>Предварительная сборка – без цепи</w:t>
       </w:r>
     </w:p>
     <w:p>
@@ -26633,7 +26631,7 @@
 </file>
 
 <file path=customXml/itemProps1.xml><?xml version="1.0" encoding="utf-8"?>
-<ds:datastoreItem xmlns:ds="http://schemas.openxmlformats.org/officeDocument/2006/customXml" ds:itemID="{DD391692-3CA7-46F3-9FF2-9CD0F40B0944}">
+<ds:datastoreItem xmlns:ds="http://schemas.openxmlformats.org/officeDocument/2006/customXml" ds:itemID="{EB610C5C-C128-4A68-89DA-FA208037D153}">
   <ds:schemaRefs>
     <ds:schemaRef ds:uri="http://schemas.openxmlformats.org/officeDocument/2006/bibliography"/>
   </ds:schemaRefs>

--- a/Таблица_компонентов_эскалатора.docx
+++ b/Таблица_компонентов_эскалатора.docx
@@ -644,176 +644,10 @@
               <w:rPr>
                 <w:lang w:val="ru-RU"/>
               </w:rPr>
-              <w:t>10</w:t>
+              <w:t>1</w:t>
             </w:r>
             <w:r>
-              <w:rPr>
-                <w:lang w:val="ru-RU"/>
-              </w:rPr>
-              <w:t xml:space="preserve"> Электродвигатель</w:t>
-            </w:r>
-          </w:p>
-        </w:tc>
-        <w:tc>
-          <w:tcPr>
-            <w:tcW w:w="4326" w:type="dxa"/>
-          </w:tcPr>
-          <w:p>
-            <w:pPr>
-              <w:rPr>
-                <w:lang w:val="ru-RU"/>
-              </w:rPr>
-            </w:pPr>
-            <w:r>
-              <w:rPr>
-                <w:lang w:val="ru-RU"/>
-              </w:rPr>
-              <w:t xml:space="preserve">Двигатель, передает энергию </w:t>
-            </w:r>
-            <w:proofErr w:type="gramStart"/>
-            <w:r>
-              <w:rPr>
-                <w:lang w:val="ru-RU"/>
-              </w:rPr>
-              <w:t>в</w:t>
-            </w:r>
-            <w:proofErr w:type="gramEnd"/>
-            <w:r>
-              <w:rPr>
-                <w:lang w:val="ru-RU"/>
-              </w:rPr>
-              <w:t xml:space="preserve"> примерно 1000 оборотов на редуктор</w:t>
-            </w:r>
-          </w:p>
-        </w:tc>
-      </w:tr>
-      <w:tr>
-        <w:trPr>
-          <w:trHeight w:val="532"/>
-        </w:trPr>
-        <w:tc>
-          <w:tcPr>
-            <w:tcW w:w="4326" w:type="dxa"/>
-          </w:tcPr>
-          <w:p>
-            <w:pPr>
-              <w:rPr>
-                <w:lang w:val="ru-RU"/>
-              </w:rPr>
-            </w:pPr>
-            <w:r>
-              <w:rPr>
-                <w:lang w:val="ru-RU"/>
-              </w:rPr>
-              <w:t>11</w:t>
-            </w:r>
-            <w:r>
-              <w:rPr>
-                <w:lang w:val="ru-RU"/>
-              </w:rPr>
-              <w:t xml:space="preserve"> Редуктор</w:t>
-            </w:r>
-          </w:p>
-        </w:tc>
-        <w:tc>
-          <w:tcPr>
-            <w:tcW w:w="4326" w:type="dxa"/>
-          </w:tcPr>
-          <w:p>
-            <w:r>
-              <w:rPr>
-                <w:rStyle w:val="af6"/>
-                <w:b w:val="0"/>
-                <w:lang w:val="ru-RU"/>
-              </w:rPr>
-              <w:t>Передает крутящий момент</w:t>
-            </w:r>
-            <w:r>
-              <w:t xml:space="preserve"> </w:t>
-            </w:r>
-            <w:proofErr w:type="spellStart"/>
-            <w:r>
-              <w:t>от</w:t>
-            </w:r>
-            <w:proofErr w:type="spellEnd"/>
-            <w:r>
-              <w:t xml:space="preserve"> </w:t>
-            </w:r>
-            <w:proofErr w:type="spellStart"/>
-            <w:r>
-              <w:t>электродвигателя</w:t>
-            </w:r>
-            <w:proofErr w:type="spellEnd"/>
-            <w:r>
-              <w:t xml:space="preserve"> к </w:t>
-            </w:r>
-            <w:proofErr w:type="spellStart"/>
-            <w:r>
-              <w:t>ведущему</w:t>
-            </w:r>
-            <w:proofErr w:type="spellEnd"/>
-            <w:r>
-              <w:t xml:space="preserve"> </w:t>
-            </w:r>
-            <w:proofErr w:type="spellStart"/>
-            <w:r>
-              <w:t>валу</w:t>
-            </w:r>
-            <w:proofErr w:type="spellEnd"/>
-            <w:r>
-              <w:t xml:space="preserve"> </w:t>
-            </w:r>
-            <w:proofErr w:type="spellStart"/>
-            <w:r>
-              <w:t>эскалатора</w:t>
-            </w:r>
-            <w:proofErr w:type="spellEnd"/>
-            <w:r>
-              <w:t xml:space="preserve"> с </w:t>
-            </w:r>
-            <w:proofErr w:type="spellStart"/>
-            <w:r>
-              <w:t>понижением</w:t>
-            </w:r>
-            <w:proofErr w:type="spellEnd"/>
-            <w:r>
-              <w:t xml:space="preserve"> </w:t>
-            </w:r>
-            <w:proofErr w:type="spellStart"/>
-            <w:r>
-              <w:t>скорости</w:t>
-            </w:r>
-            <w:proofErr w:type="spellEnd"/>
-            <w:r>
-              <w:t xml:space="preserve"> </w:t>
-            </w:r>
-            <w:proofErr w:type="spellStart"/>
-            <w:r>
-              <w:t>вращения</w:t>
-            </w:r>
-            <w:proofErr w:type="spellEnd"/>
-          </w:p>
-        </w:tc>
-      </w:tr>
-      <w:tr>
-        <w:trPr>
-          <w:trHeight w:val="532"/>
-        </w:trPr>
-        <w:tc>
-          <w:tcPr>
-            <w:tcW w:w="4326" w:type="dxa"/>
-          </w:tcPr>
-          <w:p>
-            <w:pPr>
-              <w:rPr>
-                <w:lang w:val="ru-RU"/>
-              </w:rPr>
-            </w:pPr>
-            <w:r>
-              <w:rPr>
-                <w:lang w:val="ru-RU"/>
-              </w:rPr>
-              <w:t>12</w:t>
+              <w:t>0</w:t>
             </w:r>
             <w:r>
               <w:rPr>
@@ -1033,7 +867,6 @@
           <w:noProof/>
           <w:lang w:val="ru-RU" w:eastAsia="ru-RU"/>
         </w:rPr>
-        <w:lastRenderedPageBreak/>
         <w:drawing>
           <wp:inline distT="0" distB="0" distL="0" distR="0" wp14:anchorId="4B415821" wp14:editId="1438E917">
             <wp:extent cx="3839111" cy="1181265"/>
@@ -1123,6 +956,7 @@
         <w:rPr>
           <w:lang w:val="ru-RU"/>
         </w:rPr>
+        <w:lastRenderedPageBreak/>
         <w:t>1</w:t>
       </w:r>
       <w:r>
@@ -1186,7 +1020,6 @@
           <w:noProof/>
           <w:lang w:val="ru-RU" w:eastAsia="ru-RU"/>
         </w:rPr>
-        <w:lastRenderedPageBreak/>
         <w:drawing>
           <wp:inline distT="0" distB="0" distL="0" distR="0">
             <wp:extent cx="5486400" cy="3140346"/>
@@ -1243,6 +1076,7 @@
           <w:noProof/>
           <w:lang w:val="ru-RU" w:eastAsia="ru-RU"/>
         </w:rPr>
+        <w:lastRenderedPageBreak/>
         <w:drawing>
           <wp:inline distT="0" distB="0" distL="0" distR="0" wp14:anchorId="236A1527">
             <wp:extent cx="5334376" cy="2438400"/>
@@ -1301,7 +1135,6 @@
           <w:noProof/>
           <w:lang w:val="ru-RU" w:eastAsia="ru-RU"/>
         </w:rPr>
-        <w:lastRenderedPageBreak/>
         <w:drawing>
           <wp:inline distT="0" distB="0" distL="0" distR="0">
             <wp:extent cx="2148840" cy="2865120"/>
@@ -1370,6 +1203,7 @@
           <w:noProof/>
           <w:lang w:val="ru-RU" w:eastAsia="ru-RU"/>
         </w:rPr>
+        <w:lastRenderedPageBreak/>
         <w:drawing>
           <wp:inline distT="0" distB="0" distL="0" distR="0">
             <wp:extent cx="5486400" cy="3087974"/>
@@ -1683,6 +1517,7 @@
           <w:sz w:val="24"/>
           <w:lang w:val="ru-RU"/>
         </w:rPr>
+        <w:lastRenderedPageBreak/>
         <w:t>2 неделя</w:t>
       </w:r>
       <w:r>
@@ -1703,8 +1538,6 @@
           <w:sz w:val="24"/>
         </w:rPr>
       </w:pPr>
-      <w:bookmarkStart w:id="0" w:name="_GoBack"/>
-      <w:bookmarkEnd w:id="0"/>
       <w:r>
         <w:rPr>
           <w:lang w:val="ru-RU"/>
@@ -1861,54 +1694,8 @@
           <w:lang w:val="ru-RU"/>
         </w:rPr>
       </w:pPr>
-      <w:r>
-        <w:rPr>
-          <w:i/>
-          <w:sz w:val="24"/>
-          <w:u w:val="single"/>
-          <w:lang w:val="ru-RU"/>
-        </w:rPr>
-        <w:t>Электродвигатель*</w:t>
-      </w:r>
-    </w:p>
-    <w:p>
-      <w:pPr>
-        <w:pStyle w:val="ae"/>
-        <w:numPr>
-          <w:ilvl w:val="0"/>
-          <w:numId w:val="13"/>
-        </w:numPr>
-        <w:rPr>
-          <w:i/>
-          <w:sz w:val="24"/>
-          <w:u w:val="single"/>
-          <w:lang w:val="ru-RU"/>
-        </w:rPr>
-      </w:pPr>
-      <w:r>
-        <w:rPr>
-          <w:i/>
-          <w:sz w:val="24"/>
-          <w:u w:val="single"/>
-          <w:lang w:val="ru-RU"/>
-        </w:rPr>
-        <w:t>Редуктор*</w:t>
-      </w:r>
-    </w:p>
-    <w:p>
-      <w:pPr>
-        <w:pStyle w:val="ae"/>
-        <w:numPr>
-          <w:ilvl w:val="0"/>
-          <w:numId w:val="13"/>
-        </w:numPr>
-        <w:rPr>
-          <w:i/>
-          <w:sz w:val="24"/>
-          <w:u w:val="single"/>
-          <w:lang w:val="ru-RU"/>
-        </w:rPr>
-      </w:pPr>
+      <w:bookmarkStart w:id="0" w:name="_GoBack"/>
+      <w:bookmarkEnd w:id="0"/>
       <w:r>
         <w:rPr>
           <w:sz w:val="24"/>
@@ -26631,7 +26418,7 @@
 </file>
 
 <file path=customXml/itemProps1.xml><?xml version="1.0" encoding="utf-8"?>
-<ds:datastoreItem xmlns:ds="http://schemas.openxmlformats.org/officeDocument/2006/customXml" ds:itemID="{EB610C5C-C128-4A68-89DA-FA208037D153}">
+<ds:datastoreItem xmlns:ds="http://schemas.openxmlformats.org/officeDocument/2006/customXml" ds:itemID="{8A217440-14AA-4D74-9C55-AFF71AC46B70}">
   <ds:schemaRefs>
     <ds:schemaRef ds:uri="http://schemas.openxmlformats.org/officeDocument/2006/bibliography"/>
   </ds:schemaRefs>
